--- a/ky/discovery-articles/3.8 Темир жол.docx
+++ b/ky/discovery-articles/3.8 Темир жол.docx
@@ -4,580 +4,386 @@
   <w:body>
     <w:p>
       <w:pPr>
-        <w:keepNext/>
-        <w:spacing w:before="280" w:after="120"/>
+        <w:pStyle w:val="Title"/>
+        <w:widowControl/>
       </w:pPr>
       <w:r>
-        <w:rPr>
-          <w:rFonts w:ascii="Calibri" w:hAnsi="Calibri" w:eastAsia="Calibri"/>
-          <w:b/>
-          <w:i w:val="0"/>
-          <w:color w:val="004E8C"/>
-          <w:sz w:val="44"/>
-        </w:rPr>
         <w:t>3.8 Темир жол</w:t>
       </w:r>
     </w:p>
     <w:p>
       <w:pPr>
-        <w:spacing w:after="80"/>
+        <w:keepNext/>
+        <w:widowControl/>
       </w:pPr>
       <w:r>
         <w:rPr>
-          <w:rFonts w:ascii="Calibri" w:hAnsi="Calibri" w:eastAsia="Calibri"/>
-          <w:b w:val="0"/>
-          <w:i/>
-          <w:color w:val="505050"/>
-          <w:sz w:val="22"/>
+          <w:sz w:val="20"/>
         </w:rPr>
-        <w:t>3. Өнөр жай, энергетика жана транспорт</w:t>
-      </w:r>
-    </w:p>
-    <w:p>
-      <w:pPr>
-        <w:spacing w:after="200"/>
-      </w:pPr>
-      <w:r>
-        <w:rPr>
-          <w:rFonts w:ascii="Calibri" w:hAnsi="Calibri" w:eastAsia="Calibri"/>
-          <w:b w:val="0"/>
-          <w:i/>
-          <w:sz w:val="22"/>
-        </w:rPr>
-        <w:t>Мезгил: XIX кылымдын башы чен (буу локомотиви жүргөн темир жолдор); ага чейин кендердеги вагон жолдору | Негизги өкүлдөр: Ричард Тревитик; Жорж жана Роберт Стефенсон; Британия, Европа жана АКШдагы башка ойлоп табуучулар</w:t>
-      </w:r>
-    </w:p>
-    <w:p>
-      <w:pPr>
-        <w:spacing w:after="160" w:line="276" w:lineRule="auto"/>
-      </w:pPr>
-      <w:r>
-        <w:rPr>
-          <w:rFonts w:ascii="Calibri" w:hAnsi="Calibri" w:eastAsia="Calibri"/>
-          <w:b w:val="0"/>
-          <w:i w:val="0"/>
-          <w:sz w:val="22"/>
-        </w:rPr>
-        <w:t>Темир жол кырдуу дөңгөлөктөрдү темир рельске жайгаштырып, оор жүктү ылай жолдогу арабадан кыйла тез тарткан локомотив менен бириктирет. Ал өнөр жай жүктөрүн жана алыскы аралыкка жүргүнчү ташуунун негизги өзөгүнө айланган.</w:t>
+        <w:t>3. Өнөр жай, энергия жана транспорт</w:t>
       </w:r>
     </w:p>
     <w:p>
       <w:pPr>
         <w:keepNext/>
-        <w:spacing w:before="240" w:after="120"/>
+        <w:widowControl/>
       </w:pPr>
       <w:r>
         <w:rPr>
-          <w:rFonts w:ascii="Calibri" w:hAnsi="Calibri" w:eastAsia="Calibri"/>
-          <w:b/>
-          <w:i w:val="0"/>
-          <w:color w:val="004E8C"/>
-          <w:sz w:val="28"/>
+          <w:sz w:val="20"/>
         </w:rPr>
-        <w:t>Негизги фактылар</w:t>
+        <w:t>Мезгил: XIX кылымдын башы (буу локомотивдүү темир жолдор); андан мурда кендердеги вагонеткалардын жолдору | Негизги салым кошкондор: Ричард Тревитик; Жорж жана Роберт Стефенсон; Британиядагы, Европадагы жана АКШдагы башка ойлоп табуучулар</w:t>
+      </w:r>
+    </w:p>
+    <w:p>
+      <w:pPr>
+        <w:widowControl/>
+      </w:pPr>
+      <w:r>
+        <w:t>Темир жол четинде багыттоочу кыры бар дөңгөлөктөрдү, темир рельстерди жана оор жүктү тарткан локомотивди бириктирет. Ал ылай жолдогу арабадан кыйла ылдам болуп, өнөр жай жүгүнүн жана алыскы жүргүнчү каттамынын негизине айланган.</w:t>
+      </w:r>
+    </w:p>
+    <w:p>
+      <w:pPr>
+        <w:pStyle w:val="Heading1"/>
+        <w:widowControl/>
+      </w:pPr>
+      <w:r>
+        <w:t>Негизги маалыматтар</w:t>
       </w:r>
     </w:p>
     <w:p>
       <w:pPr>
         <w:pStyle w:val="ListBullet"/>
+        <w:widowControl/>
       </w:pPr>
       <w:r>
-        <w:rPr>
-          <w:rFonts w:ascii="Calibri" w:hAnsi="Calibri" w:eastAsia="Calibri"/>
-          <w:b w:val="0"/>
-          <w:i w:val="0"/>
-          <w:sz w:val="22"/>
-        </w:rPr>
-        <w:t>Коомдук буу темир жолдоруна чейин кендерде жыгач жана темир вагон жолдору колдонулган</w:t>
+        <w:t>Жыгач жана темир вагонетка жолдору коомдук буу темир жолдорунан мурда кендерде колдонулган.</w:t>
       </w:r>
     </w:p>
     <w:p>
       <w:pPr>
         <w:pStyle w:val="ListBullet"/>
+        <w:widowControl/>
       </w:pPr>
       <w:r>
-        <w:rPr>
-          <w:rFonts w:ascii="Calibri" w:hAnsi="Calibri" w:eastAsia="Calibri"/>
-          <w:b w:val="0"/>
-          <w:i w:val="0"/>
-          <w:sz w:val="22"/>
-        </w:rPr>
-        <w:t>Ричард Тревитик XIX кылымдын башында буу локомотиви рельс менен жүк тарта аларын көрсөткөн</w:t>
+        <w:t>Ричард Тревитик XIX кылымдын башында рельстеги буу локомотивин көрсөткөн.</w:t>
       </w:r>
     </w:p>
     <w:p>
       <w:pPr>
         <w:pStyle w:val="ListBullet"/>
+        <w:widowControl/>
       </w:pPr>
       <w:r>
-        <w:rPr>
-          <w:rFonts w:ascii="Calibri" w:hAnsi="Calibri" w:eastAsia="Calibri"/>
-          <w:b w:val="0"/>
-          <w:i w:val="0"/>
-          <w:sz w:val="22"/>
-        </w:rPr>
-        <w:t>Стоктон–Дарлингтон темир жолу (1825-жыл) жана Ливерпуль–Манчестер темир жолу (1830-жыл) буу менен коммерциялык ташуу пайдалуу экенин далилдеген</w:t>
+        <w:t>Стоктон–Дарлингтон (1825-жыл) жана Ливерпуль–Манчестер (1830-жыл) темир жолдору коммерциялык буу каттамын көрсөткөн.</w:t>
       </w:r>
     </w:p>
     <w:p>
       <w:pPr>
         <w:pStyle w:val="ListBullet"/>
+        <w:widowControl/>
       </w:pPr>
       <w:r>
-        <w:rPr>
-          <w:rFonts w:ascii="Calibri" w:hAnsi="Calibri" w:eastAsia="Calibri"/>
-          <w:b w:val="0"/>
-          <w:i w:val="0"/>
-          <w:sz w:val="22"/>
-        </w:rPr>
-        <w:t>Жорж жана Роберт Стефенсондун, анын ичинде Rocket локомотивинин түзүлүштөрү алгачкы темир жол техникасына чоң таасир берген</w:t>
+        <w:t>Жорж менен Роберт Стефенсондун үлгүлөрү, анын ичинде Rocket — «Ракета» — алгачкы локомотивдерге таасир эткен.</w:t>
       </w:r>
     </w:p>
     <w:p>
       <w:pPr>
         <w:pStyle w:val="ListBullet"/>
+        <w:widowControl/>
       </w:pPr>
       <w:r>
-        <w:rPr>
-          <w:rFonts w:ascii="Calibri" w:hAnsi="Calibri" w:eastAsia="Calibri"/>
-          <w:b w:val="0"/>
-          <w:i w:val="0"/>
-          <w:sz w:val="22"/>
-        </w:rPr>
-        <w:t>Темир жол тармактары сапар убактысын кыскартып, өлкөнүн аймактык базарларын бириктирген</w:t>
+        <w:t>Темир жол тармактары сапар убактысын кыскартып, улуттук базарларды бириктирген.</w:t>
       </w:r>
     </w:p>
     <w:p>
       <w:pPr>
-        <w:keepNext/>
-        <w:spacing w:before="240" w:after="120"/>
+        <w:pStyle w:val="Heading1"/>
+        <w:widowControl/>
       </w:pPr>
       <w:r>
-        <w:rPr>
-          <w:rFonts w:ascii="Calibri" w:hAnsi="Calibri" w:eastAsia="Calibri"/>
-          <w:b/>
-          <w:i w:val="0"/>
-          <w:color w:val="004E8C"/>
-          <w:sz w:val="28"/>
-        </w:rPr>
-        <w:t>Бул эмне</w:t>
+        <w:t>Бул эмне?</w:t>
       </w:r>
     </w:p>
     <w:p>
       <w:pPr>
-        <w:spacing w:after="160" w:line="276" w:lineRule="auto"/>
+        <w:widowControl/>
       </w:pPr>
       <w:r>
-        <w:rPr>
-          <w:rFonts w:ascii="Calibri" w:hAnsi="Calibri" w:eastAsia="Calibri"/>
-          <w:b w:val="0"/>
-          <w:i w:val="0"/>
-          <w:sz w:val="22"/>
-        </w:rPr>
-        <w:t>Темир жол — дөңгөлөктүү вагондордун аз каршылык менен жүрүшүн камсыз кылган рельстүү багыт; аларды локомотив же кийин электр мотору тартат жана түртөт. Жылмакай рельс менен кубаттуу кыймылдаткыч көмүрдү, данды, болотту жана жүргүнчүнү автомобиль жолуна караганда кыйла көп көлөмдө ташууга мүмкүндүк берет. Рельстин аралыгы, чиркегичтер, сигналдар жана кыймыл жадыбалы өзүнчө поезддерди бирдиктүү системага айлантат. Күндөлүк түшүнүктө темир жол — өнөр жай ташуусун туруктуу тартипке салган каражат: оор жүк белгиленген багыт жана так убакыт менен жүрөт.</w:t>
+        <w:t>Темир жолдо дөңгөлөктүү унаалар рельс боюнча аз тоголонуу каршылыгы менен жүрөт. Аларды локомотив, кийин электр кыймылдаткычтары тартат же түртөт. Жылма рельс менен күчтүү машина бирге көмүрдү, данды, болотту жана адамдарды кадимки жол тең келе албаган көлөмдө ташыйт. Рельстердин аралыгы, вагондорду бириктиргичтер, сигналдар жана жадыбал өзүнчө поезддерди системага айландырат. Бул — туруктуу багытта, убакытка ылайык жүргөн өнөр жай транспорту.</w:t>
       </w:r>
     </w:p>
     <w:p>
       <w:pPr>
-        <w:keepNext/>
-        <w:spacing w:before="240" w:after="120"/>
+        <w:pStyle w:val="Heading1"/>
+        <w:widowControl/>
       </w:pPr>
       <w:r>
-        <w:rPr>
-          <w:rFonts w:ascii="Calibri" w:hAnsi="Calibri" w:eastAsia="Calibri"/>
-          <w:b/>
-          <w:i w:val="0"/>
-          <w:color w:val="004E8C"/>
-          <w:sz w:val="28"/>
-        </w:rPr>
-        <w:t>Аны ким ачкан же ойлоп тапкан</w:t>
+        <w:t xml:space="preserve">Ким ойлоп тапкан</w:t>
       </w:r>
     </w:p>
     <w:p>
       <w:pPr>
-        <w:spacing w:after="160" w:line="276" w:lineRule="auto"/>
+        <w:widowControl/>
       </w:pPr>
       <w:r>
-        <w:rPr>
-          <w:rFonts w:ascii="Calibri" w:hAnsi="Calibri" w:eastAsia="Calibri"/>
-          <w:b w:val="0"/>
-          <w:i w:val="0"/>
-          <w:sz w:val="22"/>
-        </w:rPr>
-        <w:t>Алгач кендердеги вагон жолдору жана ат тарткан рельстүү арабалар болгон; демек, темир жолду бир адам ойлоп тапкан эмес. Ричард Тревитик жогорку басымдагы буу рельстеги оор жүктү тарта аларын көрсөткөн. Жорж Стефенсон менен уулу Роберт бышык локомотивдерди жасап, Британиядагы алгачкы коомдук темир жолдорду курууга катышкан. Европа менен Түндүк Америкадагы башка инженерлер өз аймагындагы эңиш, көпүрө жана рельс аралыгы маселелерин чечишкен. Бул жетишкендикке кыймылдаткыч жасоочулар, темир усталары, жер өлчөөчүлөр жана инвесторлор чогуу салым кошкон.</w:t>
+        <w:t>Адегенде кен жолдору жана ат тарткан вагонеткалар болгон; темир жолду бир адам ойлоп тапкан эмес. Ричард Тревитик жогорку басымдагы буу рельсте жүк тарта аларын көрсөткөн. Жорж Стефенсон менен уулу Роберт бышык локомотивдерди иштеп чыгып, Британиядагы алгачкы коомдук линияларды курууга көмөк кылган. Европа менен Түндүк Американын башка инженерлери жергиликтүү эңкейиштерди, көпүрөлөрдү жана рельс аралыктарын чечкен. Жетишкендик кыймылдаткыч куруучуларга, металл усталарына, жер өлчөөчүлөргө жана инвесторлорго бирдей тиешелүү.</w:t>
       </w:r>
     </w:p>
     <w:p>
       <w:pPr>
-        <w:keepNext/>
-        <w:spacing w:before="240" w:after="120"/>
+        <w:pStyle w:val="Heading1"/>
+        <w:widowControl/>
       </w:pPr>
       <w:r>
-        <w:rPr>
-          <w:rFonts w:ascii="Calibri" w:hAnsi="Calibri" w:eastAsia="Calibri"/>
-          <w:b/>
-          <w:i w:val="0"/>
-          <w:color w:val="004E8C"/>
-          <w:sz w:val="28"/>
-        </w:rPr>
-        <w:t>Качан жана кантип пайда болгон</w:t>
+        <w:t>Качан жана кантип пайда болгон?</w:t>
       </w:r>
     </w:p>
     <w:p>
       <w:pPr>
-        <w:spacing w:after="160" w:line="276" w:lineRule="auto"/>
+        <w:widowControl/>
       </w:pPr>
       <w:r>
-        <w:rPr>
-          <w:rFonts w:ascii="Calibri" w:hAnsi="Calibri" w:eastAsia="Calibri"/>
-          <w:b w:val="0"/>
-          <w:i w:val="0"/>
-          <w:sz w:val="22"/>
-        </w:rPr>
-        <w:t>1820–1830-жылдары Британияда жүргүнчү жана жүк ташыган коммерциялык буу темир жолдору иштеп, башка өлкөлөр аларды үлгү катары кабыл алган. Рельстер жыгачтан жана чоюндан согулган темирге, кийин болотко өткөн. XIX кылым ичинде темир жол тармактары Европа, Түндүк Америка, Индия жана башка аймактарга жайылган. Поезд менен кошо туннель, көпүрө жана бирдей убакыт алкактары пайда болгон. Көмүрдү, портту жана фабриканы арзан жүк ташуу менен байланыштыруу керек болгон жерде сөзсүз рельс төшөлгөн.</w:t>
+        <w:t>1820–1830-жылдары Британияда коммерциялык буу жүргүнчү жана жүк каттамдары иштеп, башкалар аны көчүрө баштаган. Рельстер жыгач менен чоюндан согулган темирге, кийин болотко өткөн. XIX кылымда тармактар Европа, Түндүк Америка, Индия жана башка жактарга тараган. Поезддер менен кошо туннелдер, көпүрөлөр жана бирдей убакыт алкактары келген. Көмүр, порт жана фабрика арзан жапырт ташууну талап кылган жерде рельстер пайда болгон.</w:t>
       </w:r>
     </w:p>
     <w:p>
       <w:pPr>
-        <w:keepNext/>
-        <w:spacing w:before="240" w:after="120"/>
+        <w:pStyle w:val="Heading1"/>
+        <w:widowControl/>
       </w:pPr>
       <w:r>
-        <w:rPr>
-          <w:rFonts w:ascii="Calibri" w:hAnsi="Calibri" w:eastAsia="Calibri"/>
-          <w:b/>
-          <w:i w:val="0"/>
-          <w:color w:val="004E8C"/>
-          <w:sz w:val="28"/>
-        </w:rPr>
-        <w:t>Илимий жактан мааниси</w:t>
+        <w:t>Илим үчүн мааниси</w:t>
       </w:r>
     </w:p>
     <w:p>
       <w:pPr>
-        <w:spacing w:after="160" w:line="276" w:lineRule="auto"/>
+        <w:widowControl/>
       </w:pPr>
       <w:r>
-        <w:rPr>
-          <w:rFonts w:ascii="Calibri" w:hAnsi="Calibri" w:eastAsia="Calibri"/>
-          <w:b w:val="0"/>
-          <w:i w:val="0"/>
-          <w:sz w:val="22"/>
-        </w:rPr>
-        <w:t>Темир жол бүтүндөй континенттин өлчөмүндө металлургияны, буу машинасынын термодинамикасын, көпүрө курууну жана жер өлчөөнү жакшыртууга мажбур кылган. Кыймыл жадыбалы так саатты, кийин бирдей убакыт алкактарын талап кылган. Сигнал жана блоктук башкаруу ири тутумду көзөмөлдөө инженериясынын алгачкы мисалдары болгон. Темир жолду сүрүлүү, дөңгөлөктүн рельске жабышуусу жана кубаттын салмакка катышы текшерилген кыймылдуу лаборатория катары кароого болот. Поезд сынбашы, рельстен чыкпашы жана казандагы суусу түгөнбөшү керек эле; ошондуктан усталардын эрежелери так өлчөнгөн көрсөткүчтөргө айланган.</w:t>
+        <w:t>Темир жол металлургияны, буу кыймылдаткычынын термодинамикасын, көпүрө долбоорлоону жана континенттик масштабдагы жер өлчөөнү жакшыртууга мажбурлаган. Жадыбал так саатты, кийин убакыт алкактарын талап кылган. Сигнал берүү жана жолду бөлүктөргө бөлүп поезддердин киришин көзөмөлдөө ири башкаруу инженериясынын алгачкы мисалдары. Темир жолду сүрүлүүнүн, дөңгөлөк-рельс кармашуусунун жана кубат-салмак катышынын кыймылдагы лабораториясы катары кароого болот. Поезд сынып, рельстен чыгып же казаны суусуз калып кетпеши керек болгондуктан, устачылык эрежелер өлчөнгөн чоңдуктарга айланган.</w:t>
       </w:r>
     </w:p>
     <w:p>
       <w:pPr>
-        <w:keepNext/>
-        <w:spacing w:before="240" w:after="120"/>
+        <w:pStyle w:val="Heading1"/>
+        <w:widowControl/>
       </w:pPr>
       <w:r>
-        <w:rPr>
-          <w:rFonts w:ascii="Calibri" w:hAnsi="Calibri" w:eastAsia="Calibri"/>
-          <w:b/>
-          <w:i w:val="0"/>
-          <w:color w:val="004E8C"/>
-          <w:sz w:val="28"/>
-        </w:rPr>
-        <w:t>Кийинки өнүгүүлөргө тийгизген таасири</w:t>
+        <w:t>Кийинки өнүгүүгө тийгизген таасири</w:t>
       </w:r>
     </w:p>
     <w:p>
       <w:pPr>
-        <w:spacing w:after="160" w:line="276" w:lineRule="auto"/>
+        <w:widowControl/>
       </w:pPr>
       <w:r>
-        <w:rPr>
-          <w:rFonts w:ascii="Calibri" w:hAnsi="Calibri" w:eastAsia="Calibri"/>
-          <w:b w:val="0"/>
-          <w:i w:val="0"/>
-          <w:sz w:val="22"/>
-        </w:rPr>
-        <w:t>Жүк поезддери фабрика менен шаарды чийки зат жана азык менен камсыз кылган, жүргүнчү каттамдары шаар четиндеги конуштарды жана жалпы улуттук байланышты күчөткөн. Поезд кыймылын координациялоо үчүн телеграф линиялары көбүнчө рельстин жанынан тартылган. Стандарттуу тетик, чоң оңдоо устаканасы жана темир жол компаниясынын башкаруу үлгүсү башка оор өнөр жайларга жол көрсөткөн. Кийин буу локомотивинин ордун дизель жана электр күчү басканы менен рельстүү багыт принциби сакталып калган. Контейнер порту менен азыркы логистика да темир жол коридоруна таянат.</w:t>
+        <w:t>Темир жол жүгү фабрикалар менен шаарларды камсыздаган; жүргүнчү каттамы шаар четиндеги конуштарды жана аймактарды байланыштыруу саясатын жараткан. Поезддерди макулдашуу үчүн телеграф линиялары көбүнчө рельстин жанынан өткөн. Бирдей тетиктер, устаканалар жана компаниялык уюштуруу башка оор өнөр жай тармактарына үлгү болгон. Кийин электр менен дизель бууну алмаштырган, бирок рельс жана багытталган жол идеясы калган. Контейнер порттору менен азыркы логистика дагы эле темир жол коридорлоруна таянат.</w:t>
       </w:r>
     </w:p>
     <w:p>
       <w:pPr>
-        <w:keepNext/>
-        <w:spacing w:before="240" w:after="120"/>
+        <w:pStyle w:val="Heading1"/>
+        <w:widowControl/>
       </w:pPr>
       <w:r>
-        <w:rPr>
-          <w:rFonts w:ascii="Calibri" w:hAnsi="Calibri" w:eastAsia="Calibri"/>
-          <w:b/>
-          <w:i w:val="0"/>
-          <w:color w:val="004E8C"/>
-          <w:sz w:val="28"/>
-        </w:rPr>
-        <w:t>Адамдардын жашоосун кантип өзгөрткөн</w:t>
+        <w:t>Адамдардын жашоосун кантип өзгөрткөн?</w:t>
       </w:r>
     </w:p>
     <w:p>
       <w:pPr>
-        <w:spacing w:after="160" w:line="276" w:lineRule="auto"/>
+        <w:widowControl/>
       </w:pPr>
       <w:r>
-        <w:rPr>
-          <w:rFonts w:ascii="Calibri" w:hAnsi="Calibri" w:eastAsia="Calibri"/>
-          <w:b w:val="0"/>
-          <w:i w:val="0"/>
-          <w:sz w:val="22"/>
-        </w:rPr>
-        <w:t>Ат араба менен бир нече күн кеткен жол сааттарга кыскарган. Жаңы азык, кат жана гезит өлкөнүн ички шаарларына тез жеткен. Өнөр жай шаарларына көчүү ылдамдап, айылдык базарлар жалпы улуттук баага байланыша баштаган. Кырсык, түтүн жана жерди мажбурлап алуу анын оор кесепеттери болгон. Бир кылымдан ашык убакыт темир жол жөнөкөй эл үчүн ылдамдыктын өзү болуп сезилген — заманбап дүйнөнүн белгиленген убакта жакындап келе жаткан үнү.</w:t>
+        <w:t>Араба менен күндөргө созулган сапар сааттарга кыскарган. Жаңы азык, почта жана гезит ички шаарларга жеткен. Өнөр жай шаарларына көчүү тездетилип, айыл базарлары улуттук бааларга байланышкан. Кырсык, түтүн жана жерден ажыратуу чыныгы чыгым болгон. Бир кылымдан ашуун кадимки адамдар үчүн ылдамдык темир жол менен элестетилген: заманбап дүйнө жадыбал боюнча келип турган.</w:t>
       </w:r>
     </w:p>
     <w:p>
       <w:pPr>
-        <w:keepNext/>
-        <w:spacing w:before="240" w:after="120"/>
+        <w:pStyle w:val="Heading1"/>
+        <w:widowControl/>
       </w:pPr>
       <w:r>
-        <w:rPr>
-          <w:rFonts w:ascii="Calibri" w:hAnsi="Calibri" w:eastAsia="Calibri"/>
-          <w:b/>
-          <w:i w:val="0"/>
-          <w:color w:val="004E8C"/>
-          <w:sz w:val="28"/>
-        </w:rPr>
-        <w:t>Булактар жана шилтемелер</w:t>
+        <w:t>Булактар жана кошумча окуу</w:t>
       </w:r>
     </w:p>
     <w:p>
       <w:pPr>
-        <w:keepNext/>
-        <w:spacing w:before="240" w:after="120"/>
+        <w:pStyle w:val="Heading2"/>
+        <w:widowControl/>
       </w:pPr>
       <w:r>
         <w:rPr>
-          <w:rFonts w:ascii="Calibri" w:hAnsi="Calibri" w:eastAsia="Calibri"/>
-          <w:b/>
-          <w:i w:val="0"/>
-          <w:color w:val="004E8C"/>
-          <w:sz w:val="24"/>
+          <w:sz w:val="20"/>
         </w:rPr>
-        <w:t>A. Китептер жана негизги илимий эмгектер</w:t>
+        <w:t>Китептер жана негизги илимий эмгектер</w:t>
       </w:r>
     </w:p>
     <w:p>
       <w:pPr>
-        <w:spacing w:after="80"/>
-        <w:ind w:left="360"/>
+        <w:widowControl/>
       </w:pPr>
       <w:r>
         <w:rPr>
-          <w:rFonts w:ascii="Calibri" w:hAnsi="Calibri" w:eastAsia="Calibri"/>
-          <w:b w:val="0"/>
-          <w:i w:val="0"/>
-          <w:sz w:val="22"/>
+          <w:sz w:val="20"/>
         </w:rPr>
         <w:t>1. Wolmar, Christian. The Iron Road: An Illustrated History of the Railroad. London: Dorling Kindersley, 2014.</w:t>
       </w:r>
     </w:p>
     <w:p>
       <w:pPr>
-        <w:keepNext/>
-        <w:spacing w:before="240" w:after="120"/>
+        <w:pStyle w:val="Heading2"/>
+        <w:widowControl/>
       </w:pPr>
       <w:r>
         <w:rPr>
-          <w:rFonts w:ascii="Calibri" w:hAnsi="Calibri" w:eastAsia="Calibri"/>
-          <w:b/>
-          <w:i w:val="0"/>
-          <w:color w:val="004E8C"/>
-          <w:sz w:val="24"/>
+          <w:sz w:val="20"/>
         </w:rPr>
-        <w:t>C. Мекемелердин материалдары жана энциклопедиялык булактар</w:t>
+        <w:t>Уюмдардын жана энциклопедиялардын материалдары</w:t>
       </w:r>
     </w:p>
     <w:p>
       <w:pPr>
-        <w:spacing w:after="80"/>
-        <w:ind w:left="360"/>
+        <w:widowControl/>
       </w:pPr>
       <w:r>
         <w:rPr>
-          <w:rFonts w:ascii="Calibri" w:hAnsi="Calibri" w:eastAsia="Calibri"/>
-          <w:b w:val="0"/>
-          <w:i w:val="0"/>
-          <w:sz w:val="22"/>
+          <w:sz w:val="20"/>
         </w:rPr>
-        <w:t>1. Encyclopaedia Britannica. “Railroad” (“Темир жол”).</w:t>
-      </w:r>
-      <w:r>
-        <w:rPr>
-          <w:rFonts w:ascii="Calibri" w:hAnsi="Calibri" w:eastAsia="Calibri"/>
-          <w:b w:val="0"/>
-          <w:i w:val="0"/>
-          <w:sz w:val="22"/>
-        </w:rPr>
-        <w:t xml:space="preserve"> </w:t>
+        <w:t xml:space="preserve">1. Encyclopaedia Britannica. 'Railroad.' </w:t>
       </w:r>
       <w:hyperlink r:id="rId9">
         <w:r>
           <w:rPr>
-            <w:rFonts w:ascii="Calibri" w:hAnsi="Calibri" w:eastAsia="Calibri"/>
-            <w:b w:val="0"/>
-            <w:i w:val="0"/>
-            <w:sz w:val="22"/>
-            <w:color w:val="0563C1"/>
-            <w:u w:val="single"/>
+            <w:sz w:val="20"/>
           </w:rPr>
           <w:t>https://www.britannica.com/technology/railroad</w:t>
         </w:r>
       </w:hyperlink>
+      <w:r>
+        <w:rPr>
+          <w:sz w:val="20"/>
+        </w:rPr>
+      </w:r>
     </w:p>
     <w:p>
       <w:pPr>
-        <w:spacing w:after="80"/>
-        <w:ind w:left="360"/>
+        <w:widowControl/>
       </w:pPr>
       <w:r>
         <w:rPr>
-          <w:rFonts w:ascii="Calibri" w:hAnsi="Calibri" w:eastAsia="Calibri"/>
-          <w:b w:val="0"/>
-          <w:i w:val="0"/>
-          <w:sz w:val="22"/>
+          <w:sz w:val="20"/>
         </w:rPr>
-        <w:t>2. Encyclopaedia Britannica. “George Stephenson” (“Жорж Стефенсон”).</w:t>
-      </w:r>
-      <w:r>
-        <w:rPr>
-          <w:rFonts w:ascii="Calibri" w:hAnsi="Calibri" w:eastAsia="Calibri"/>
-          <w:b w:val="0"/>
-          <w:i w:val="0"/>
-          <w:sz w:val="22"/>
-        </w:rPr>
-        <w:t xml:space="preserve"> </w:t>
+        <w:t xml:space="preserve">2. Encyclopaedia Britannica. 'George Stephenson.' </w:t>
       </w:r>
       <w:hyperlink r:id="rId10">
         <w:r>
           <w:rPr>
-            <w:rFonts w:ascii="Calibri" w:hAnsi="Calibri" w:eastAsia="Calibri"/>
-            <w:b w:val="0"/>
-            <w:i w:val="0"/>
-            <w:sz w:val="22"/>
-            <w:color w:val="0563C1"/>
-            <w:u w:val="single"/>
+            <w:sz w:val="20"/>
           </w:rPr>
           <w:t>https://www.britannica.com/biography/George-Stephenson</w:t>
         </w:r>
       </w:hyperlink>
-    </w:p>
-    <w:p>
-      <w:pPr>
-        <w:keepNext/>
-        <w:spacing w:before="240" w:after="120"/>
-      </w:pPr>
       <w:r>
         <w:rPr>
-          <w:rFonts w:ascii="Calibri" w:hAnsi="Calibri" w:eastAsia="Calibri"/>
-          <w:b/>
-          <w:i w:val="0"/>
-          <w:color w:val="004E8C"/>
-          <w:sz w:val="24"/>
+          <w:sz w:val="20"/>
         </w:rPr>
-        <w:t>D. Музейлердин, архивдердин жана китепканалардын материалдары</w:t>
       </w:r>
     </w:p>
     <w:p>
       <w:pPr>
-        <w:spacing w:after="80"/>
-        <w:ind w:left="360"/>
+        <w:pStyle w:val="Heading2"/>
+        <w:widowControl/>
       </w:pPr>
       <w:r>
         <w:rPr>
-          <w:rFonts w:ascii="Calibri" w:hAnsi="Calibri" w:eastAsia="Calibri"/>
-          <w:b w:val="0"/>
-          <w:i w:val="0"/>
-          <w:sz w:val="22"/>
+          <w:sz w:val="20"/>
         </w:rPr>
-        <w:t>1. Science Museum (London). Темир жол жана буу локомотивдери боюнча коллекциялар жана баяндар.</w:t>
+        <w:t>Музейлердин, архивдердин жана китепканалардын материалдары</w:t>
       </w:r>
+    </w:p>
+    <w:p>
+      <w:pPr>
+        <w:widowControl/>
+      </w:pPr>
       <w:r>
         <w:rPr>
-          <w:rFonts w:ascii="Calibri" w:hAnsi="Calibri" w:eastAsia="Calibri"/>
-          <w:b w:val="0"/>
-          <w:i w:val="0"/>
-          <w:sz w:val="22"/>
+          <w:sz w:val="20"/>
         </w:rPr>
-        <w:t xml:space="preserve"> </w:t>
+        <w:t xml:space="preserve">1. Science Museum (London). Railway and steam locomotive collections and stories. </w:t>
       </w:r>
       <w:hyperlink r:id="rId11">
         <w:r>
           <w:rPr>
-            <w:rFonts w:ascii="Calibri" w:hAnsi="Calibri" w:eastAsia="Calibri"/>
-            <w:b w:val="0"/>
-            <w:i w:val="0"/>
-            <w:sz w:val="22"/>
-            <w:color w:val="0563C1"/>
-            <w:u w:val="single"/>
+            <w:sz w:val="20"/>
           </w:rPr>
           <w:t>https://www.sciencemuseum.org.uk/objects-and-stories</w:t>
         </w:r>
       </w:hyperlink>
-    </w:p>
-    <w:p>
-      <w:pPr>
-        <w:keepNext/>
-        <w:spacing w:before="240" w:after="120"/>
-      </w:pPr>
       <w:r>
         <w:rPr>
-          <w:rFonts w:ascii="Calibri" w:hAnsi="Calibri" w:eastAsia="Calibri"/>
-          <w:b/>
-          <w:i w:val="0"/>
-          <w:color w:val="004E8C"/>
-          <w:sz w:val="24"/>
+          <w:sz w:val="20"/>
         </w:rPr>
-        <w:t>J. Басма сөз, илимий-популярдуу жана жалпы маалымат булактары</w:t>
       </w:r>
     </w:p>
     <w:p>
       <w:pPr>
-        <w:spacing w:after="80"/>
-        <w:ind w:left="360"/>
+        <w:pStyle w:val="Heading2"/>
+        <w:widowControl/>
       </w:pPr>
       <w:r>
         <w:rPr>
-          <w:rFonts w:ascii="Calibri" w:hAnsi="Calibri" w:eastAsia="Calibri"/>
-          <w:b w:val="0"/>
-          <w:i w:val="0"/>
-          <w:sz w:val="22"/>
+          <w:sz w:val="20"/>
         </w:rPr>
-        <w:t>1. Smithsonian Magazine. “The World’s First Public Railway Was a Sensation”.</w:t>
+        <w:t>Басма сөз, илимий-популярдуу жана маалымдама материалдар</w:t>
       </w:r>
+    </w:p>
+    <w:p>
+      <w:pPr>
+        <w:widowControl/>
+      </w:pPr>
       <w:r>
         <w:rPr>
-          <w:rFonts w:ascii="Calibri" w:hAnsi="Calibri" w:eastAsia="Calibri"/>
-          <w:b w:val="0"/>
-          <w:i w:val="0"/>
-          <w:sz w:val="22"/>
+          <w:sz w:val="20"/>
         </w:rPr>
-        <w:t xml:space="preserve"> </w:t>
+        <w:t xml:space="preserve">1. Smithsonian Magazine. 'The World's First Public Railway Was a Sensation.' </w:t>
       </w:r>
       <w:hyperlink r:id="rId12">
         <w:r>
           <w:rPr>
-            <w:rFonts w:ascii="Calibri" w:hAnsi="Calibri" w:eastAsia="Calibri"/>
-            <w:b w:val="0"/>
-            <w:i w:val="0"/>
-            <w:sz w:val="22"/>
-            <w:color w:val="0563C1"/>
-            <w:u w:val="single"/>
+            <w:sz w:val="20"/>
           </w:rPr>
           <w:t>https://www.smithsonianmag.com/innovation/the-worlds-first-public-railway-was-a-sensation-180983287/</w:t>
         </w:r>
       </w:hyperlink>
+      <w:r>
+        <w:rPr>
+          <w:sz w:val="20"/>
+        </w:rPr>
+      </w:r>
     </w:p>
     <w:sectPr>
-      <w:pgSz w:w="12240" w:h="15840"/>
-      <w:pgMar w:top="1296" w:right="1440" w:bottom="1296" w:left="1440" w:header="720" w:footer="720" w:gutter="0"/>
+      <w:footerReference w:type="default" r:id="rId13"/>
+      <w:pgSz w:w="11906" w:h="16838"/>
+      <w:pgMar w:top="1020" w:right="1134" w:bottom="1020" w:left="1134" w:header="720" w:footer="720" w:gutter="0"/>
       <w:cols w:space="720"/>
       <w:docGrid w:linePitch="360"/>
     </w:sectPr>
   </w:body>
 </w:document>
+</file>
+
+<file path=word/footer1.xml><?xml version="1.0" encoding="utf-8"?>
+<w:ftr xmlns:m="http://schemas.openxmlformats.org/officeDocument/2006/math" xmlns:mc="http://schemas.openxmlformats.org/markup-compatibility/2006" xmlns:mo="http://schemas.microsoft.com/office/mac/office/2008/main" xmlns:mv="urn:schemas-microsoft-com:mac:vml" xmlns:o="urn:schemas-microsoft-com:office:office" xmlns:r="http://schemas.openxmlformats.org/officeDocument/2006/relationships" xmlns:v="urn:schemas-microsoft-com:vml" xmlns:w10="urn:schemas-microsoft-com:office:word" xmlns:w14="http://schemas.microsoft.com/office/word/2010/wordml" xmlns:w="http://schemas.openxmlformats.org/wordprocessingml/2006/main" xmlns:wne="http://schemas.microsoft.com/office/word/2006/wordml" xmlns:wp14="http://schemas.microsoft.com/office/word/2010/wordprocessingDrawing" xmlns:wp="http://schemas.openxmlformats.org/drawingml/2006/wordprocessingDrawing" xmlns:wpc="http://schemas.microsoft.com/office/word/2010/wordprocessingCanvas" xmlns:wpg="http://schemas.microsoft.com/office/word/2010/wordprocessingGroup" xmlns:wpi="http://schemas.microsoft.com/office/word/2010/wordprocessingInk" xmlns:wps="http://schemas.microsoft.com/office/word/2010/wordprocessingShape" mc:Ignorable="w14 wp14">
+  <w:p>
+    <w:pPr>
+      <w:pStyle w:val="Footer"/>
+      <w:jc w:val="right"/>
+    </w:pPr>
+    <w:fldSimple w:instr="PAGE"/>
+  </w:p>
+</w:ftr>
 </file>
 
 <file path=word/numbering.xml><?xml version="1.0" encoding="utf-8"?>
@@ -788,7 +594,7 @@
   <w:docDefaults>
     <w:rPrDefault>
       <w:rPr>
-        <w:rFonts w:asciiTheme="minorHAnsi" w:eastAsiaTheme="minorEastAsia" w:hAnsiTheme="minorHAnsi" w:cstheme="minorBidi"/>
+        <w:rFonts/>
         <w:sz w:val="22"/>
         <w:szCs w:val="22"/>
         <w:lang w:val="en-US" w:eastAsia="en-US" w:bidi="ar-SA"/>
@@ -943,6 +749,15 @@
     <w:name w:val="Normal"/>
     <w:qFormat/>
     <w:rsid w:val="00FC693F"/>
+    <w:pPr>
+      <w:spacing w:after="120" w:line="259" w:lineRule="auto"/>
+    </w:pPr>
+    <w:rPr>
+      <w:rFonts w:ascii="Times New Roman" w:hAnsi="Times New Roman"/>
+      <w:color w:val="000000"/>
+      <w:sz w:val="24"/>
+      <w:lang w:val="ky-KG"/>
+    </w:rPr>
   </w:style>
   <w:style w:type="paragraph" w:styleId="Header">
     <w:name w:val="header"/>
@@ -999,16 +814,17 @@
     <w:pPr>
       <w:keepNext/>
       <w:keepLines/>
-      <w:spacing w:before="480" w:after="0"/>
+      <w:spacing w:before="480" w:after="120" w:line="259" w:lineRule="auto"/>
       <w:outlineLvl w:val="0"/>
     </w:pPr>
     <w:rPr>
-      <w:rFonts w:asciiTheme="majorHAnsi" w:eastAsiaTheme="majorEastAsia" w:hAnsiTheme="majorHAnsi" w:cstheme="majorBidi"/>
+      <w:rFonts w:ascii="Times New Roman" w:hAnsi="Times New Roman"/>
       <w:b/>
       <w:bCs/>
-      <w:color w:val="365F91" w:themeColor="accent1" w:themeShade="BF"/>
-      <w:sz w:val="28"/>
+      <w:color w:val="000000"/>
+      <w:sz w:val="26"/>
       <w:szCs w:val="28"/>
+      <w:lang w:val="ky-KG"/>
     </w:rPr>
   </w:style>
   <w:style w:type="paragraph" w:styleId="Heading2">
@@ -1023,16 +839,17 @@
     <w:pPr>
       <w:keepNext/>
       <w:keepLines/>
-      <w:spacing w:before="200" w:after="0"/>
+      <w:spacing w:before="200" w:after="120" w:line="259" w:lineRule="auto"/>
       <w:outlineLvl w:val="1"/>
     </w:pPr>
     <w:rPr>
-      <w:rFonts w:asciiTheme="majorHAnsi" w:eastAsiaTheme="majorEastAsia" w:hAnsiTheme="majorHAnsi" w:cstheme="majorBidi"/>
+      <w:rFonts w:ascii="Times New Roman" w:hAnsi="Times New Roman"/>
       <w:b/>
       <w:bCs/>
-      <w:color w:val="4F81BD" w:themeColor="accent1"/>
+      <w:color w:val="000000"/>
       <w:sz w:val="26"/>
       <w:szCs w:val="26"/>
+      <w:lang w:val="ky-KG"/>
     </w:rPr>
   </w:style>
   <w:style w:type="paragraph" w:styleId="Heading3">
@@ -1051,7 +868,7 @@
       <w:outlineLvl w:val="2"/>
     </w:pPr>
     <w:rPr>
-      <w:rFonts w:asciiTheme="majorHAnsi" w:eastAsiaTheme="majorEastAsia" w:hAnsiTheme="majorHAnsi" w:cstheme="majorBidi"/>
+      <w:rFonts/>
       <w:b/>
       <w:bCs/>
       <w:color w:val="4F81BD" w:themeColor="accent1"/>
@@ -1074,7 +891,7 @@
       <w:outlineLvl w:val="3"/>
     </w:pPr>
     <w:rPr>
-      <w:rFonts w:asciiTheme="majorHAnsi" w:eastAsiaTheme="majorEastAsia" w:hAnsiTheme="majorHAnsi" w:cstheme="majorBidi"/>
+      <w:rFonts/>
       <w:b/>
       <w:bCs/>
       <w:i/>
@@ -1099,7 +916,7 @@
       <w:outlineLvl w:val="4"/>
     </w:pPr>
     <w:rPr>
-      <w:rFonts w:asciiTheme="majorHAnsi" w:eastAsiaTheme="majorEastAsia" w:hAnsiTheme="majorHAnsi" w:cstheme="majorBidi"/>
+      <w:rFonts/>
       <w:color w:val="243F60" w:themeColor="accent1" w:themeShade="7F"/>
     </w:rPr>
   </w:style>
@@ -1120,7 +937,7 @@
       <w:outlineLvl w:val="5"/>
     </w:pPr>
     <w:rPr>
-      <w:rFonts w:asciiTheme="majorHAnsi" w:eastAsiaTheme="majorEastAsia" w:hAnsiTheme="majorHAnsi" w:cstheme="majorBidi"/>
+      <w:rFonts/>
       <w:i/>
       <w:iCs/>
       <w:color w:val="243F60" w:themeColor="accent1" w:themeShade="7F"/>
@@ -1143,7 +960,7 @@
       <w:outlineLvl w:val="6"/>
     </w:pPr>
     <w:rPr>
-      <w:rFonts w:asciiTheme="majorHAnsi" w:eastAsiaTheme="majorEastAsia" w:hAnsiTheme="majorHAnsi" w:cstheme="majorBidi"/>
+      <w:rFonts/>
       <w:i/>
       <w:iCs/>
       <w:color w:val="404040" w:themeColor="text1" w:themeTint="BF"/>
@@ -1166,7 +983,7 @@
       <w:outlineLvl w:val="7"/>
     </w:pPr>
     <w:rPr>
-      <w:rFonts w:asciiTheme="majorHAnsi" w:eastAsiaTheme="majorEastAsia" w:hAnsiTheme="majorHAnsi" w:cstheme="majorBidi"/>
+      <w:rFonts/>
       <w:color w:val="4F81BD" w:themeColor="accent1"/>
       <w:sz w:val="20"/>
       <w:szCs w:val="20"/>
@@ -1189,7 +1006,7 @@
       <w:outlineLvl w:val="8"/>
     </w:pPr>
     <w:rPr>
-      <w:rFonts w:asciiTheme="majorHAnsi" w:eastAsiaTheme="majorEastAsia" w:hAnsiTheme="majorHAnsi" w:cstheme="majorBidi"/>
+      <w:rFonts/>
       <w:i/>
       <w:iCs/>
       <w:color w:val="404040" w:themeColor="text1" w:themeTint="BF"/>
@@ -1240,7 +1057,7 @@
     <w:uiPriority w:val="9"/>
     <w:rsid w:val="00FC693F"/>
     <w:rPr>
-      <w:rFonts w:asciiTheme="majorHAnsi" w:eastAsiaTheme="majorEastAsia" w:hAnsiTheme="majorHAnsi" w:cstheme="majorBidi"/>
+      <w:rFonts/>
       <w:b/>
       <w:bCs/>
       <w:color w:val="365F91" w:themeColor="accent1" w:themeShade="BF"/>
@@ -1255,7 +1072,7 @@
     <w:uiPriority w:val="9"/>
     <w:rsid w:val="00FC693F"/>
     <w:rPr>
-      <w:rFonts w:asciiTheme="majorHAnsi" w:eastAsiaTheme="majorEastAsia" w:hAnsiTheme="majorHAnsi" w:cstheme="majorBidi"/>
+      <w:rFonts/>
       <w:b/>
       <w:bCs/>
       <w:color w:val="4F81BD" w:themeColor="accent1"/>
@@ -1270,7 +1087,7 @@
     <w:uiPriority w:val="9"/>
     <w:rsid w:val="00FC693F"/>
     <w:rPr>
-      <w:rFonts w:asciiTheme="majorHAnsi" w:eastAsiaTheme="majorEastAsia" w:hAnsiTheme="majorHAnsi" w:cstheme="majorBidi"/>
+      <w:rFonts/>
       <w:b/>
       <w:bCs/>
       <w:color w:val="4F81BD" w:themeColor="accent1"/>
@@ -1285,19 +1102,17 @@
     <w:qFormat/>
     <w:rsid w:val="00FC693F"/>
     <w:pPr>
-      <w:pBdr>
-        <w:bottom w:val="single" w:sz="8" w:space="4" w:color="4F81BD" w:themeColor="accent1"/>
-      </w:pBdr>
-      <w:spacing w:after="300" w:line="240" w:lineRule="auto"/>
+      <w:spacing w:after="120" w:line="259" w:lineRule="auto"/>
       <w:contextualSpacing/>
     </w:pPr>
     <w:rPr>
-      <w:rFonts w:asciiTheme="majorHAnsi" w:eastAsiaTheme="majorEastAsia" w:hAnsiTheme="majorHAnsi" w:cstheme="majorBidi"/>
-      <w:color w:val="17365D" w:themeColor="text2" w:themeShade="BF"/>
+      <w:rFonts w:ascii="Times New Roman" w:hAnsi="Times New Roman"/>
+      <w:color w:val="000000"/>
       <w:spacing w:val="5"/>
       <w:kern w:val="28"/>
-      <w:sz w:val="52"/>
+      <w:sz w:val="40"/>
       <w:szCs w:val="52"/>
+      <w:lang w:val="ky-KG"/>
     </w:rPr>
   </w:style>
   <w:style w:type="character" w:customStyle="1" w:styleId="TitleChar">
@@ -1307,7 +1122,7 @@
     <w:uiPriority w:val="10"/>
     <w:rsid w:val="00FC693F"/>
     <w:rPr>
-      <w:rFonts w:asciiTheme="majorHAnsi" w:eastAsiaTheme="majorEastAsia" w:hAnsiTheme="majorHAnsi" w:cstheme="majorBidi"/>
+      <w:rFonts/>
       <w:color w:val="17365D" w:themeColor="text2" w:themeShade="BF"/>
       <w:spacing w:val="5"/>
       <w:kern w:val="28"/>
@@ -1329,7 +1144,7 @@
       </w:numPr>
     </w:pPr>
     <w:rPr>
-      <w:rFonts w:asciiTheme="majorHAnsi" w:eastAsiaTheme="majorEastAsia" w:hAnsiTheme="majorHAnsi" w:cstheme="majorBidi"/>
+      <w:rFonts/>
       <w:i/>
       <w:iCs/>
       <w:color w:val="4F81BD" w:themeColor="accent1"/>
@@ -1345,7 +1160,7 @@
     <w:uiPriority w:val="11"/>
     <w:rsid w:val="00FC693F"/>
     <w:rPr>
-      <w:rFonts w:asciiTheme="majorHAnsi" w:eastAsiaTheme="majorEastAsia" w:hAnsiTheme="majorHAnsi" w:cstheme="majorBidi"/>
+      <w:rFonts/>
       <w:i/>
       <w:iCs/>
       <w:color w:val="4F81BD" w:themeColor="accent1"/>
@@ -1470,8 +1285,15 @@
       <w:numPr>
         <w:numId w:val="1"/>
       </w:numPr>
+      <w:spacing w:after="120" w:line="259" w:lineRule="auto"/>
       <w:contextualSpacing/>
     </w:pPr>
+    <w:rPr>
+      <w:rFonts w:ascii="Times New Roman" w:hAnsi="Times New Roman"/>
+      <w:color w:val="000000"/>
+      <w:sz w:val="24"/>
+      <w:lang w:val="ky-KG"/>
+    </w:rPr>
   </w:style>
   <w:style w:type="paragraph" w:styleId="ListBullet2">
     <w:name w:val="List Bullet 2"/>
@@ -1643,7 +1465,7 @@
     <w:semiHidden/>
     <w:rsid w:val="00FC693F"/>
     <w:rPr>
-      <w:rFonts w:asciiTheme="majorHAnsi" w:eastAsiaTheme="majorEastAsia" w:hAnsiTheme="majorHAnsi" w:cstheme="majorBidi"/>
+      <w:rFonts/>
       <w:b/>
       <w:bCs/>
       <w:i/>
@@ -1659,7 +1481,7 @@
     <w:semiHidden/>
     <w:rsid w:val="00FC693F"/>
     <w:rPr>
-      <w:rFonts w:asciiTheme="majorHAnsi" w:eastAsiaTheme="majorEastAsia" w:hAnsiTheme="majorHAnsi" w:cstheme="majorBidi"/>
+      <w:rFonts/>
       <w:color w:val="243F60" w:themeColor="accent1" w:themeShade="7F"/>
     </w:rPr>
   </w:style>
@@ -1671,7 +1493,7 @@
     <w:semiHidden/>
     <w:rsid w:val="00FC693F"/>
     <w:rPr>
-      <w:rFonts w:asciiTheme="majorHAnsi" w:eastAsiaTheme="majorEastAsia" w:hAnsiTheme="majorHAnsi" w:cstheme="majorBidi"/>
+      <w:rFonts/>
       <w:i/>
       <w:iCs/>
       <w:color w:val="243F60" w:themeColor="accent1" w:themeShade="7F"/>
@@ -1685,7 +1507,7 @@
     <w:semiHidden/>
     <w:rsid w:val="00FC693F"/>
     <w:rPr>
-      <w:rFonts w:asciiTheme="majorHAnsi" w:eastAsiaTheme="majorEastAsia" w:hAnsiTheme="majorHAnsi" w:cstheme="majorBidi"/>
+      <w:rFonts/>
       <w:i/>
       <w:iCs/>
       <w:color w:val="404040" w:themeColor="text1" w:themeTint="BF"/>
@@ -1699,7 +1521,7 @@
     <w:semiHidden/>
     <w:rsid w:val="00FC693F"/>
     <w:rPr>
-      <w:rFonts w:asciiTheme="majorHAnsi" w:eastAsiaTheme="majorEastAsia" w:hAnsiTheme="majorHAnsi" w:cstheme="majorBidi"/>
+      <w:rFonts/>
       <w:color w:val="4F81BD" w:themeColor="accent1"/>
       <w:sz w:val="20"/>
       <w:szCs w:val="20"/>
@@ -1713,7 +1535,7 @@
     <w:semiHidden/>
     <w:rsid w:val="00FC693F"/>
     <w:rPr>
-      <w:rFonts w:asciiTheme="majorHAnsi" w:eastAsiaTheme="majorEastAsia" w:hAnsiTheme="majorHAnsi" w:cstheme="majorBidi"/>
+      <w:rFonts/>
       <w:i/>
       <w:iCs/>
       <w:color w:val="404040" w:themeColor="text1" w:themeTint="BF"/>
@@ -1772,9 +1594,6 @@
     <w:qFormat/>
     <w:rsid w:val="00FC693F"/>
     <w:pPr>
-      <w:pBdr>
-        <w:bottom w:val="single" w:sz="4" w:space="4" w:color="4F81BD" w:themeColor="accent1"/>
-      </w:pBdr>
       <w:spacing w:before="200" w:after="280"/>
       <w:ind w:left="936" w:right="936"/>
     </w:pPr>
@@ -3302,7 +3121,7 @@
         <w:spacing w:before="0" w:after="0" w:line="240" w:lineRule="auto"/>
       </w:pPr>
       <w:rPr>
-        <w:rFonts w:asciiTheme="majorHAnsi" w:eastAsiaTheme="majorEastAsia" w:hAnsiTheme="majorHAnsi" w:cstheme="majorBidi"/>
+        <w:rFonts/>
         <w:b/>
         <w:bCs/>
       </w:rPr>
@@ -3323,7 +3142,7 @@
         <w:spacing w:before="0" w:after="0" w:line="240" w:lineRule="auto"/>
       </w:pPr>
       <w:rPr>
-        <w:rFonts w:asciiTheme="majorHAnsi" w:eastAsiaTheme="majorEastAsia" w:hAnsiTheme="majorHAnsi" w:cstheme="majorBidi"/>
+        <w:rFonts/>
         <w:b/>
         <w:bCs/>
       </w:rPr>
@@ -3341,14 +3160,14 @@
     </w:tblStylePr>
     <w:tblStylePr w:type="firstCol">
       <w:rPr>
-        <w:rFonts w:asciiTheme="majorHAnsi" w:eastAsiaTheme="majorEastAsia" w:hAnsiTheme="majorHAnsi" w:cstheme="majorBidi"/>
+        <w:rFonts/>
         <w:b/>
         <w:bCs/>
       </w:rPr>
     </w:tblStylePr>
     <w:tblStylePr w:type="lastCol">
       <w:rPr>
-        <w:rFonts w:asciiTheme="majorHAnsi" w:eastAsiaTheme="majorEastAsia" w:hAnsiTheme="majorHAnsi" w:cstheme="majorBidi"/>
+        <w:rFonts/>
         <w:b/>
         <w:bCs/>
       </w:rPr>
@@ -3432,7 +3251,7 @@
         <w:spacing w:before="0" w:after="0" w:line="240" w:lineRule="auto"/>
       </w:pPr>
       <w:rPr>
-        <w:rFonts w:asciiTheme="majorHAnsi" w:eastAsiaTheme="majorEastAsia" w:hAnsiTheme="majorHAnsi" w:cstheme="majorBidi"/>
+        <w:rFonts/>
         <w:b/>
         <w:bCs/>
       </w:rPr>
@@ -3453,7 +3272,7 @@
         <w:spacing w:before="0" w:after="0" w:line="240" w:lineRule="auto"/>
       </w:pPr>
       <w:rPr>
-        <w:rFonts w:asciiTheme="majorHAnsi" w:eastAsiaTheme="majorEastAsia" w:hAnsiTheme="majorHAnsi" w:cstheme="majorBidi"/>
+        <w:rFonts/>
         <w:b/>
         <w:bCs/>
       </w:rPr>
@@ -3471,14 +3290,14 @@
     </w:tblStylePr>
     <w:tblStylePr w:type="firstCol">
       <w:rPr>
-        <w:rFonts w:asciiTheme="majorHAnsi" w:eastAsiaTheme="majorEastAsia" w:hAnsiTheme="majorHAnsi" w:cstheme="majorBidi"/>
+        <w:rFonts/>
         <w:b/>
         <w:bCs/>
       </w:rPr>
     </w:tblStylePr>
     <w:tblStylePr w:type="lastCol">
       <w:rPr>
-        <w:rFonts w:asciiTheme="majorHAnsi" w:eastAsiaTheme="majorEastAsia" w:hAnsiTheme="majorHAnsi" w:cstheme="majorBidi"/>
+        <w:rFonts/>
         <w:b/>
         <w:bCs/>
       </w:rPr>
@@ -3562,7 +3381,7 @@
         <w:spacing w:before="0" w:after="0" w:line="240" w:lineRule="auto"/>
       </w:pPr>
       <w:rPr>
-        <w:rFonts w:asciiTheme="majorHAnsi" w:eastAsiaTheme="majorEastAsia" w:hAnsiTheme="majorHAnsi" w:cstheme="majorBidi"/>
+        <w:rFonts/>
         <w:b/>
         <w:bCs/>
       </w:rPr>
@@ -3583,7 +3402,7 @@
         <w:spacing w:before="0" w:after="0" w:line="240" w:lineRule="auto"/>
       </w:pPr>
       <w:rPr>
-        <w:rFonts w:asciiTheme="majorHAnsi" w:eastAsiaTheme="majorEastAsia" w:hAnsiTheme="majorHAnsi" w:cstheme="majorBidi"/>
+        <w:rFonts/>
         <w:b/>
         <w:bCs/>
       </w:rPr>
@@ -3601,14 +3420,14 @@
     </w:tblStylePr>
     <w:tblStylePr w:type="firstCol">
       <w:rPr>
-        <w:rFonts w:asciiTheme="majorHAnsi" w:eastAsiaTheme="majorEastAsia" w:hAnsiTheme="majorHAnsi" w:cstheme="majorBidi"/>
+        <w:rFonts/>
         <w:b/>
         <w:bCs/>
       </w:rPr>
     </w:tblStylePr>
     <w:tblStylePr w:type="lastCol">
       <w:rPr>
-        <w:rFonts w:asciiTheme="majorHAnsi" w:eastAsiaTheme="majorEastAsia" w:hAnsiTheme="majorHAnsi" w:cstheme="majorBidi"/>
+        <w:rFonts/>
         <w:b/>
         <w:bCs/>
       </w:rPr>
@@ -3692,7 +3511,7 @@
         <w:spacing w:before="0" w:after="0" w:line="240" w:lineRule="auto"/>
       </w:pPr>
       <w:rPr>
-        <w:rFonts w:asciiTheme="majorHAnsi" w:eastAsiaTheme="majorEastAsia" w:hAnsiTheme="majorHAnsi" w:cstheme="majorBidi"/>
+        <w:rFonts/>
         <w:b/>
         <w:bCs/>
       </w:rPr>
@@ -3713,7 +3532,7 @@
         <w:spacing w:before="0" w:after="0" w:line="240" w:lineRule="auto"/>
       </w:pPr>
       <w:rPr>
-        <w:rFonts w:asciiTheme="majorHAnsi" w:eastAsiaTheme="majorEastAsia" w:hAnsiTheme="majorHAnsi" w:cstheme="majorBidi"/>
+        <w:rFonts/>
         <w:b/>
         <w:bCs/>
       </w:rPr>
@@ -3731,14 +3550,14 @@
     </w:tblStylePr>
     <w:tblStylePr w:type="firstCol">
       <w:rPr>
-        <w:rFonts w:asciiTheme="majorHAnsi" w:eastAsiaTheme="majorEastAsia" w:hAnsiTheme="majorHAnsi" w:cstheme="majorBidi"/>
+        <w:rFonts/>
         <w:b/>
         <w:bCs/>
       </w:rPr>
     </w:tblStylePr>
     <w:tblStylePr w:type="lastCol">
       <w:rPr>
-        <w:rFonts w:asciiTheme="majorHAnsi" w:eastAsiaTheme="majorEastAsia" w:hAnsiTheme="majorHAnsi" w:cstheme="majorBidi"/>
+        <w:rFonts/>
         <w:b/>
         <w:bCs/>
       </w:rPr>
@@ -3822,7 +3641,7 @@
         <w:spacing w:before="0" w:after="0" w:line="240" w:lineRule="auto"/>
       </w:pPr>
       <w:rPr>
-        <w:rFonts w:asciiTheme="majorHAnsi" w:eastAsiaTheme="majorEastAsia" w:hAnsiTheme="majorHAnsi" w:cstheme="majorBidi"/>
+        <w:rFonts/>
         <w:b/>
         <w:bCs/>
       </w:rPr>
@@ -3843,7 +3662,7 @@
         <w:spacing w:before="0" w:after="0" w:line="240" w:lineRule="auto"/>
       </w:pPr>
       <w:rPr>
-        <w:rFonts w:asciiTheme="majorHAnsi" w:eastAsiaTheme="majorEastAsia" w:hAnsiTheme="majorHAnsi" w:cstheme="majorBidi"/>
+        <w:rFonts/>
         <w:b/>
         <w:bCs/>
       </w:rPr>
@@ -3861,14 +3680,14 @@
     </w:tblStylePr>
     <w:tblStylePr w:type="firstCol">
       <w:rPr>
-        <w:rFonts w:asciiTheme="majorHAnsi" w:eastAsiaTheme="majorEastAsia" w:hAnsiTheme="majorHAnsi" w:cstheme="majorBidi"/>
+        <w:rFonts/>
         <w:b/>
         <w:bCs/>
       </w:rPr>
     </w:tblStylePr>
     <w:tblStylePr w:type="lastCol">
       <w:rPr>
-        <w:rFonts w:asciiTheme="majorHAnsi" w:eastAsiaTheme="majorEastAsia" w:hAnsiTheme="majorHAnsi" w:cstheme="majorBidi"/>
+        <w:rFonts/>
         <w:b/>
         <w:bCs/>
       </w:rPr>
@@ -3952,7 +3771,7 @@
         <w:spacing w:before="0" w:after="0" w:line="240" w:lineRule="auto"/>
       </w:pPr>
       <w:rPr>
-        <w:rFonts w:asciiTheme="majorHAnsi" w:eastAsiaTheme="majorEastAsia" w:hAnsiTheme="majorHAnsi" w:cstheme="majorBidi"/>
+        <w:rFonts/>
         <w:b/>
         <w:bCs/>
       </w:rPr>
@@ -3973,7 +3792,7 @@
         <w:spacing w:before="0" w:after="0" w:line="240" w:lineRule="auto"/>
       </w:pPr>
       <w:rPr>
-        <w:rFonts w:asciiTheme="majorHAnsi" w:eastAsiaTheme="majorEastAsia" w:hAnsiTheme="majorHAnsi" w:cstheme="majorBidi"/>
+        <w:rFonts/>
         <w:b/>
         <w:bCs/>
       </w:rPr>
@@ -3991,14 +3810,14 @@
     </w:tblStylePr>
     <w:tblStylePr w:type="firstCol">
       <w:rPr>
-        <w:rFonts w:asciiTheme="majorHAnsi" w:eastAsiaTheme="majorEastAsia" w:hAnsiTheme="majorHAnsi" w:cstheme="majorBidi"/>
+        <w:rFonts/>
         <w:b/>
         <w:bCs/>
       </w:rPr>
     </w:tblStylePr>
     <w:tblStylePr w:type="lastCol">
       <w:rPr>
-        <w:rFonts w:asciiTheme="majorHAnsi" w:eastAsiaTheme="majorEastAsia" w:hAnsiTheme="majorHAnsi" w:cstheme="majorBidi"/>
+        <w:rFonts/>
         <w:b/>
         <w:bCs/>
       </w:rPr>
@@ -4082,7 +3901,7 @@
         <w:spacing w:before="0" w:after="0" w:line="240" w:lineRule="auto"/>
       </w:pPr>
       <w:rPr>
-        <w:rFonts w:asciiTheme="majorHAnsi" w:eastAsiaTheme="majorEastAsia" w:hAnsiTheme="majorHAnsi" w:cstheme="majorBidi"/>
+        <w:rFonts/>
         <w:b/>
         <w:bCs/>
       </w:rPr>
@@ -4103,7 +3922,7 @@
         <w:spacing w:before="0" w:after="0" w:line="240" w:lineRule="auto"/>
       </w:pPr>
       <w:rPr>
-        <w:rFonts w:asciiTheme="majorHAnsi" w:eastAsiaTheme="majorEastAsia" w:hAnsiTheme="majorHAnsi" w:cstheme="majorBidi"/>
+        <w:rFonts/>
         <w:b/>
         <w:bCs/>
       </w:rPr>
@@ -4121,14 +3940,14 @@
     </w:tblStylePr>
     <w:tblStylePr w:type="firstCol">
       <w:rPr>
-        <w:rFonts w:asciiTheme="majorHAnsi" w:eastAsiaTheme="majorEastAsia" w:hAnsiTheme="majorHAnsi" w:cstheme="majorBidi"/>
+        <w:rFonts/>
         <w:b/>
         <w:bCs/>
       </w:rPr>
     </w:tblStylePr>
     <w:tblStylePr w:type="lastCol">
       <w:rPr>
-        <w:rFonts w:asciiTheme="majorHAnsi" w:eastAsiaTheme="majorEastAsia" w:hAnsiTheme="majorHAnsi" w:cstheme="majorBidi"/>
+        <w:rFonts/>
         <w:b/>
         <w:bCs/>
       </w:rPr>
@@ -5993,7 +5812,7 @@
     </w:tblPr>
     <w:tblStylePr w:type="firstRow">
       <w:rPr>
-        <w:rFonts w:asciiTheme="majorHAnsi" w:eastAsiaTheme="majorEastAsia" w:hAnsiTheme="majorHAnsi" w:cstheme="majorBidi"/>
+        <w:rFonts/>
       </w:rPr>
       <w:tblPr/>
       <w:tcPr>
@@ -6077,7 +5896,7 @@
     </w:tblPr>
     <w:tblStylePr w:type="firstRow">
       <w:rPr>
-        <w:rFonts w:asciiTheme="majorHAnsi" w:eastAsiaTheme="majorEastAsia" w:hAnsiTheme="majorHAnsi" w:cstheme="majorBidi"/>
+        <w:rFonts/>
       </w:rPr>
       <w:tblPr/>
       <w:tcPr>
@@ -6161,7 +5980,7 @@
     </w:tblPr>
     <w:tblStylePr w:type="firstRow">
       <w:rPr>
-        <w:rFonts w:asciiTheme="majorHAnsi" w:eastAsiaTheme="majorEastAsia" w:hAnsiTheme="majorHAnsi" w:cstheme="majorBidi"/>
+        <w:rFonts/>
       </w:rPr>
       <w:tblPr/>
       <w:tcPr>
@@ -6245,7 +6064,7 @@
     </w:tblPr>
     <w:tblStylePr w:type="firstRow">
       <w:rPr>
-        <w:rFonts w:asciiTheme="majorHAnsi" w:eastAsiaTheme="majorEastAsia" w:hAnsiTheme="majorHAnsi" w:cstheme="majorBidi"/>
+        <w:rFonts/>
       </w:rPr>
       <w:tblPr/>
       <w:tcPr>
@@ -6329,7 +6148,7 @@
     </w:tblPr>
     <w:tblStylePr w:type="firstRow">
       <w:rPr>
-        <w:rFonts w:asciiTheme="majorHAnsi" w:eastAsiaTheme="majorEastAsia" w:hAnsiTheme="majorHAnsi" w:cstheme="majorBidi"/>
+        <w:rFonts/>
       </w:rPr>
       <w:tblPr/>
       <w:tcPr>
@@ -6413,7 +6232,7 @@
     </w:tblPr>
     <w:tblStylePr w:type="firstRow">
       <w:rPr>
-        <w:rFonts w:asciiTheme="majorHAnsi" w:eastAsiaTheme="majorEastAsia" w:hAnsiTheme="majorHAnsi" w:cstheme="majorBidi"/>
+        <w:rFonts/>
       </w:rPr>
       <w:tblPr/>
       <w:tcPr>
@@ -6497,7 +6316,7 @@
     </w:tblPr>
     <w:tblStylePr w:type="firstRow">
       <w:rPr>
-        <w:rFonts w:asciiTheme="majorHAnsi" w:eastAsiaTheme="majorEastAsia" w:hAnsiTheme="majorHAnsi" w:cstheme="majorBidi"/>
+        <w:rFonts/>
       </w:rPr>
       <w:tblPr/>
       <w:tcPr>
@@ -6562,7 +6381,7 @@
       <w:spacing w:after="0" w:line="240" w:lineRule="auto"/>
     </w:pPr>
     <w:rPr>
-      <w:rFonts w:asciiTheme="majorHAnsi" w:eastAsiaTheme="majorEastAsia" w:hAnsiTheme="majorHAnsi" w:cstheme="majorBidi"/>
+      <w:rFonts/>
       <w:color w:val="000000" w:themeColor="text1"/>
     </w:rPr>
     <w:tblPr>
@@ -6690,7 +6509,7 @@
       <w:spacing w:after="0" w:line="240" w:lineRule="auto"/>
     </w:pPr>
     <w:rPr>
-      <w:rFonts w:asciiTheme="majorHAnsi" w:eastAsiaTheme="majorEastAsia" w:hAnsiTheme="majorHAnsi" w:cstheme="majorBidi"/>
+      <w:rFonts/>
       <w:color w:val="000000" w:themeColor="text1"/>
     </w:rPr>
     <w:tblPr>
@@ -6818,7 +6637,7 @@
       <w:spacing w:after="0" w:line="240" w:lineRule="auto"/>
     </w:pPr>
     <w:rPr>
-      <w:rFonts w:asciiTheme="majorHAnsi" w:eastAsiaTheme="majorEastAsia" w:hAnsiTheme="majorHAnsi" w:cstheme="majorBidi"/>
+      <w:rFonts/>
       <w:color w:val="000000" w:themeColor="text1"/>
     </w:rPr>
     <w:tblPr>
@@ -6946,7 +6765,7 @@
       <w:spacing w:after="0" w:line="240" w:lineRule="auto"/>
     </w:pPr>
     <w:rPr>
-      <w:rFonts w:asciiTheme="majorHAnsi" w:eastAsiaTheme="majorEastAsia" w:hAnsiTheme="majorHAnsi" w:cstheme="majorBidi"/>
+      <w:rFonts/>
       <w:color w:val="000000" w:themeColor="text1"/>
     </w:rPr>
     <w:tblPr>
@@ -7074,7 +6893,7 @@
       <w:spacing w:after="0" w:line="240" w:lineRule="auto"/>
     </w:pPr>
     <w:rPr>
-      <w:rFonts w:asciiTheme="majorHAnsi" w:eastAsiaTheme="majorEastAsia" w:hAnsiTheme="majorHAnsi" w:cstheme="majorBidi"/>
+      <w:rFonts/>
       <w:color w:val="000000" w:themeColor="text1"/>
     </w:rPr>
     <w:tblPr>
@@ -7202,7 +7021,7 @@
       <w:spacing w:after="0" w:line="240" w:lineRule="auto"/>
     </w:pPr>
     <w:rPr>
-      <w:rFonts w:asciiTheme="majorHAnsi" w:eastAsiaTheme="majorEastAsia" w:hAnsiTheme="majorHAnsi" w:cstheme="majorBidi"/>
+      <w:rFonts/>
       <w:color w:val="000000" w:themeColor="text1"/>
     </w:rPr>
     <w:tblPr>
@@ -7330,7 +7149,7 @@
       <w:spacing w:after="0" w:line="240" w:lineRule="auto"/>
     </w:pPr>
     <w:rPr>
-      <w:rFonts w:asciiTheme="majorHAnsi" w:eastAsiaTheme="majorEastAsia" w:hAnsiTheme="majorHAnsi" w:cstheme="majorBidi"/>
+      <w:rFonts/>
       <w:color w:val="000000" w:themeColor="text1"/>
     </w:rPr>
     <w:tblPr>
@@ -7969,7 +7788,7 @@
       <w:spacing w:after="0" w:line="240" w:lineRule="auto"/>
     </w:pPr>
     <w:rPr>
-      <w:rFonts w:asciiTheme="majorHAnsi" w:eastAsiaTheme="majorEastAsia" w:hAnsiTheme="majorHAnsi" w:cstheme="majorBidi"/>
+      <w:rFonts/>
       <w:color w:val="000000" w:themeColor="text1"/>
     </w:rPr>
     <w:tblPr>
@@ -8094,7 +7913,7 @@
       <w:spacing w:after="0" w:line="240" w:lineRule="auto"/>
     </w:pPr>
     <w:rPr>
-      <w:rFonts w:asciiTheme="majorHAnsi" w:eastAsiaTheme="majorEastAsia" w:hAnsiTheme="majorHAnsi" w:cstheme="majorBidi"/>
+      <w:rFonts/>
       <w:color w:val="000000" w:themeColor="text1"/>
     </w:rPr>
     <w:tblPr>
@@ -8219,7 +8038,7 @@
       <w:spacing w:after="0" w:line="240" w:lineRule="auto"/>
     </w:pPr>
     <w:rPr>
-      <w:rFonts w:asciiTheme="majorHAnsi" w:eastAsiaTheme="majorEastAsia" w:hAnsiTheme="majorHAnsi" w:cstheme="majorBidi"/>
+      <w:rFonts/>
       <w:color w:val="000000" w:themeColor="text1"/>
     </w:rPr>
     <w:tblPr>
@@ -8344,7 +8163,7 @@
       <w:spacing w:after="0" w:line="240" w:lineRule="auto"/>
     </w:pPr>
     <w:rPr>
-      <w:rFonts w:asciiTheme="majorHAnsi" w:eastAsiaTheme="majorEastAsia" w:hAnsiTheme="majorHAnsi" w:cstheme="majorBidi"/>
+      <w:rFonts/>
       <w:color w:val="000000" w:themeColor="text1"/>
     </w:rPr>
     <w:tblPr>
@@ -8469,7 +8288,7 @@
       <w:spacing w:after="0" w:line="240" w:lineRule="auto"/>
     </w:pPr>
     <w:rPr>
-      <w:rFonts w:asciiTheme="majorHAnsi" w:eastAsiaTheme="majorEastAsia" w:hAnsiTheme="majorHAnsi" w:cstheme="majorBidi"/>
+      <w:rFonts/>
       <w:color w:val="000000" w:themeColor="text1"/>
     </w:rPr>
     <w:tblPr>
@@ -8594,7 +8413,7 @@
       <w:spacing w:after="0" w:line="240" w:lineRule="auto"/>
     </w:pPr>
     <w:rPr>
-      <w:rFonts w:asciiTheme="majorHAnsi" w:eastAsiaTheme="majorEastAsia" w:hAnsiTheme="majorHAnsi" w:cstheme="majorBidi"/>
+      <w:rFonts/>
       <w:color w:val="000000" w:themeColor="text1"/>
     </w:rPr>
     <w:tblPr>
@@ -8719,7 +8538,7 @@
       <w:spacing w:after="0" w:line="240" w:lineRule="auto"/>
     </w:pPr>
     <w:rPr>
-      <w:rFonts w:asciiTheme="majorHAnsi" w:eastAsiaTheme="majorEastAsia" w:hAnsiTheme="majorHAnsi" w:cstheme="majorBidi"/>
+      <w:rFonts/>
       <w:color w:val="000000" w:themeColor="text1"/>
     </w:rPr>
     <w:tblPr>
